--- a/Study-Plan/04_Month_03_CS_Fundamentals_Networking_OS.docx
+++ b/Study-Plan/04_Month_03_CS_Fundamentals_Networking_OS.docx
@@ -17,7 +17,7 @@
       </w:pPr>
       <w:r>
         <w:rPr/>
-        <w:t xml:space="preserve">Document 04 of 15 - Weeks 9 to 12. The month that fills the degree-shaped gap.</w:t>
+        <w:t xml:space="preserve">Document 04 - Weeks 9 to 12. The month that fills the degree-shaped gap.</w:t>
       </w:r>
     </w:p>
     <w:p>
